--- a/LLDD/word/FE/LLDD-FE-Overview.docx
+++ b/LLDD/word/FE/LLDD-FE-Overview.docx
@@ -3208,7 +3208,7 @@
               </w:rPr>
               <w:t>{</w:t>
               <w:br/>
-              <w:t xml:space="preserve">  "year": 2569</w:t>
+              <w:t xml:space="preserve">  "year": 2026</w:t>
               <w:br/>
               <w:t>}</w:t>
             </w:r>

--- a/LLDD/word/FE/LLDD-FE-Overview.docx
+++ b/LLDD/word/FE/LLDD-FE-Overview.docx
@@ -1328,7 +1328,7 @@
                 <w:b w:val="0"/>
                 <w:sz w:val="18"/>
               </w:rPr>
-              <w:t>GET /api/v1/dashboard/summary</w:t>
+              <w:t>GET /api/v1/tasks</w:t>
             </w:r>
           </w:p>
         </w:tc>
@@ -2108,7 +2108,7 @@
                 <w:b w:val="0"/>
                 <w:sz w:val="18"/>
               </w:rPr>
-              <w:t>GET /api/v1/dashboard/summary</w:t>
+              <w:t>GET /api/v1/tasks</w:t>
             </w:r>
           </w:p>
         </w:tc>
@@ -2129,7 +2129,7 @@
                 <w:b w:val="0"/>
                 <w:sz w:val="18"/>
               </w:rPr>
-              <w:t>ดึงข้อมูล Dashboard</w:t>
+              <w:t>รายการงานรอดำเนินการ</w:t>
             </w:r>
           </w:p>
         </w:tc>
@@ -2150,7 +2150,7 @@
                 <w:b w:val="0"/>
                 <w:sz w:val="18"/>
               </w:rPr>
-              <w:t>Refresh dashboard (เปิดหน้า/กด refresh)</w:t>
+              <w:t>เปิดหน้ารายการงาน (เข้าเมนูเอกสาร)</w:t>
             </w:r>
           </w:p>
         </w:tc>
@@ -2295,7 +2295,7 @@
                 <w:b w:val="0"/>
                 <w:sz w:val="18"/>
               </w:rPr>
-              <w:t>Refresh dashboard</w:t>
+              <w:t>เปิดหน้ารายการงาน</w:t>
             </w:r>
           </w:p>
         </w:tc>
@@ -2316,7 +2316,7 @@
                 <w:b w:val="0"/>
                 <w:sz w:val="18"/>
               </w:rPr>
-              <w:t>เปิดหน้า/กด refresh</w:t>
+              <w:t>เข้าเมนูเอกสาร</w:t>
             </w:r>
           </w:p>
         </w:tc>
@@ -2337,7 +2337,7 @@
                 <w:b w:val="0"/>
                 <w:sz w:val="18"/>
               </w:rPr>
-              <w:t>GET /api/v1/dashboard/summary</w:t>
+              <w:t>GET /api/v1/tasks</w:t>
             </w:r>
           </w:p>
         </w:tc>
@@ -2358,7 +2358,7 @@
                 <w:b w:val="0"/>
                 <w:sz w:val="18"/>
               </w:rPr>
-              <w:t>update KPI + charts</w:t>
+              <w:t>แสดงตารางงานรอดำเนินการ (ไม่มี KPI/กราฟแล้ว 2026-08-06)</w:t>
             </w:r>
           </w:p>
         </w:tc>
@@ -2960,7 +2960,7 @@
                 <w:b w:val="0"/>
                 <w:sz w:val="18"/>
               </w:rPr>
-              <w:t>Refresh dashboard</w:t>
+              <w:t>เปิดหน้ารายการงาน</w:t>
             </w:r>
           </w:p>
         </w:tc>
@@ -2981,7 +2981,7 @@
                 <w:b w:val="0"/>
                 <w:sz w:val="18"/>
               </w:rPr>
-              <w:t>เปิดหน้า/กด refresh</w:t>
+              <w:t>เข้าเมนูเอกสาร</w:t>
             </w:r>
           </w:p>
         </w:tc>
@@ -3002,7 +3002,7 @@
                 <w:b w:val="0"/>
                 <w:sz w:val="18"/>
               </w:rPr>
-              <w:t>GET /api/v1/dashboard/summary</w:t>
+              <w:t>GET /api/v1/tasks</w:t>
             </w:r>
           </w:p>
         </w:tc>
@@ -3023,7 +3023,7 @@
                 <w:b w:val="0"/>
                 <w:sz w:val="18"/>
               </w:rPr>
-              <w:t>update KPI + charts</w:t>
+              <w:t>แสดงตารางงานรอดำเนินการ (ไม่มี KPI/กราฟแล้ว 2026-08-06)</w:t>
             </w:r>
           </w:p>
         </w:tc>
@@ -3138,7 +3138,7 @@
         <w:pageBreakBefore w:val="0"/>
       </w:pPr>
       <w:r>
-        <w:t>GET /api/v1/dashboard/summary</w:t>
+        <w:t>GET /api/v1/tasks</w:t>
       </w:r>
     </w:p>
     <w:p>
@@ -3146,7 +3146,7 @@
         <w:keepNext w:val="0"/>
       </w:pPr>
       <w:r>
-        <w:t>ดึงข้อมูล Dashboard</w:t>
+        <w:t>รายการงานรอดำเนินการ</w:t>
       </w:r>
     </w:p>
     <w:tbl>
@@ -3208,7 +3208,11 @@
               </w:rPr>
               <w:t>{</w:t>
               <w:br/>
-              <w:t xml:space="preserve">  "year": 2026</w:t>
+              <w:t xml:space="preserve">  "year": 2026,</w:t>
+              <w:br/>
+              <w:t xml:space="preserve">  "page": 1,</w:t>
+              <w:br/>
+              <w:t xml:space="preserve">  "size": 20</w:t>
               <w:br/>
               <w:t>}</w:t>
             </w:r>
@@ -3423,6 +3427,184 @@
           </w:p>
         </w:tc>
       </w:tr>
+      <w:tr>
+        <w:trPr>
+          <w:cantSplit/>
+        </w:trPr>
+        <w:tc>
+          <w:tcPr>
+            <w:tcW w:type="dxa" w:w="2520"/>
+            <w:vAlign w:val="center"/>
+          </w:tcPr>
+          <w:p>
+            <w:pPr>
+              <w:keepLines/>
+              <w:spacing w:after="0"/>
+            </w:pPr>
+            <w:r/>
+            <w:r>
+              <w:rPr>
+                <w:rFonts w:ascii="Arial" w:hAnsi="Arial" w:eastAsia="Arial"/>
+                <w:b w:val="0"/>
+                <w:sz w:val="18"/>
+              </w:rPr>
+              <w:t>page</w:t>
+            </w:r>
+          </w:p>
+        </w:tc>
+        <w:tc>
+          <w:tcPr>
+            <w:tcW w:type="dxa" w:w="2520"/>
+            <w:vAlign w:val="center"/>
+          </w:tcPr>
+          <w:p>
+            <w:pPr>
+              <w:keepLines/>
+              <w:spacing w:after="0"/>
+            </w:pPr>
+            <w:r/>
+            <w:r>
+              <w:rPr>
+                <w:rFonts w:ascii="Arial" w:hAnsi="Arial" w:eastAsia="Arial"/>
+                <w:b w:val="0"/>
+                <w:sz w:val="18"/>
+              </w:rPr>
+              <w:t>integer</w:t>
+            </w:r>
+          </w:p>
+        </w:tc>
+        <w:tc>
+          <w:tcPr>
+            <w:tcW w:type="dxa" w:w="2520"/>
+            <w:vAlign w:val="center"/>
+          </w:tcPr>
+          <w:p>
+            <w:pPr>
+              <w:keepLines/>
+              <w:spacing w:after="0"/>
+            </w:pPr>
+            <w:r/>
+            <w:r>
+              <w:rPr>
+                <w:rFonts w:ascii="Arial" w:hAnsi="Arial" w:eastAsia="Arial"/>
+                <w:b w:val="0"/>
+                <w:sz w:val="18"/>
+              </w:rPr>
+              <w:t>No</w:t>
+            </w:r>
+          </w:p>
+        </w:tc>
+        <w:tc>
+          <w:tcPr>
+            <w:tcW w:type="dxa" w:w="2520"/>
+            <w:vAlign w:val="center"/>
+          </w:tcPr>
+          <w:p>
+            <w:pPr>
+              <w:keepLines/>
+              <w:spacing w:after="0"/>
+            </w:pPr>
+            <w:r/>
+            <w:r>
+              <w:rPr>
+                <w:rFonts w:ascii="Arial" w:hAnsi="Arial" w:eastAsia="Arial"/>
+                <w:b w:val="0"/>
+                <w:sz w:val="18"/>
+              </w:rPr>
+              <w:t>&gt;= 1; default 1</w:t>
+            </w:r>
+          </w:p>
+        </w:tc>
+      </w:tr>
+      <w:tr>
+        <w:trPr>
+          <w:cantSplit/>
+        </w:trPr>
+        <w:tc>
+          <w:tcPr>
+            <w:tcW w:type="dxa" w:w="2520"/>
+            <w:vAlign w:val="center"/>
+          </w:tcPr>
+          <w:p>
+            <w:pPr>
+              <w:keepLines/>
+              <w:spacing w:after="0"/>
+            </w:pPr>
+            <w:r/>
+            <w:r>
+              <w:rPr>
+                <w:rFonts w:ascii="Arial" w:hAnsi="Arial" w:eastAsia="Arial"/>
+                <w:b w:val="0"/>
+                <w:sz w:val="18"/>
+              </w:rPr>
+              <w:t>size</w:t>
+            </w:r>
+          </w:p>
+        </w:tc>
+        <w:tc>
+          <w:tcPr>
+            <w:tcW w:type="dxa" w:w="2520"/>
+            <w:vAlign w:val="center"/>
+          </w:tcPr>
+          <w:p>
+            <w:pPr>
+              <w:keepLines/>
+              <w:spacing w:after="0"/>
+            </w:pPr>
+            <w:r/>
+            <w:r>
+              <w:rPr>
+                <w:rFonts w:ascii="Arial" w:hAnsi="Arial" w:eastAsia="Arial"/>
+                <w:b w:val="0"/>
+                <w:sz w:val="18"/>
+              </w:rPr>
+              <w:t>integer</w:t>
+            </w:r>
+          </w:p>
+        </w:tc>
+        <w:tc>
+          <w:tcPr>
+            <w:tcW w:type="dxa" w:w="2520"/>
+            <w:vAlign w:val="center"/>
+          </w:tcPr>
+          <w:p>
+            <w:pPr>
+              <w:keepLines/>
+              <w:spacing w:after="0"/>
+            </w:pPr>
+            <w:r/>
+            <w:r>
+              <w:rPr>
+                <w:rFonts w:ascii="Arial" w:hAnsi="Arial" w:eastAsia="Arial"/>
+                <w:b w:val="0"/>
+                <w:sz w:val="18"/>
+              </w:rPr>
+              <w:t>No</w:t>
+            </w:r>
+          </w:p>
+        </w:tc>
+        <w:tc>
+          <w:tcPr>
+            <w:tcW w:type="dxa" w:w="2520"/>
+            <w:vAlign w:val="center"/>
+          </w:tcPr>
+          <w:p>
+            <w:pPr>
+              <w:keepLines/>
+              <w:spacing w:after="0"/>
+            </w:pPr>
+            <w:r/>
+            <w:r>
+              <w:rPr>
+                <w:rFonts w:ascii="Arial" w:hAnsi="Arial" w:eastAsia="Arial"/>
+                <w:b w:val="0"/>
+                <w:sz w:val="18"/>
+              </w:rPr>
+              <w:t>1..100; default 20</w:t>
+            </w:r>
+          </w:p>
+        </w:tc>
+      </w:tr>
     </w:tbl>
     <w:p/>
     <w:tbl>
@@ -3484,39 +3666,13 @@
               </w:rPr>
               <w:t>{</w:t>
               <w:br/>
-              <w:t xml:space="preserve">  "waitingTasks": 24,</w:t>
+              <w:t xml:space="preserve">  "page": 1,</w:t>
               <w:br/>
-              <w:t xml:space="preserve">  "storesThisMonth": 342,</w:t>
+              <w:t xml:space="preserve">  "size": 20,</w:t>
               <w:br/>
-              <w:t xml:space="preserve">  "compensationThisMonth": 8420000.0,</w:t>
+              <w:t xml:space="preserve">  "total": 24,</w:t>
               <w:br/>
-              <w:t xml:space="preserve">  "abnormalStores": 5,</w:t>
-              <w:br/>
-              <w:t xml:space="preserve">  "monthlyChart": [</w:t>
-              <w:br/>
-              <w:t xml:space="preserve">    {</w:t>
-              <w:br/>
-              <w:t xml:space="preserve">      "month": "ม.ค.",</w:t>
-              <w:br/>
-              <w:t xml:space="preserve">      "amount": 7200000.0</w:t>
-              <w:br/>
-              <w:t xml:space="preserve">    }</w:t>
-              <w:br/>
-              <w:t xml:space="preserve">  ],</w:t>
-              <w:br/>
-              <w:t xml:space="preserve">  "statusChart": [</w:t>
-              <w:br/>
-              <w:t xml:space="preserve">    {</w:t>
-              <w:br/>
-              <w:t xml:space="preserve">      "statusCode": "06",</w:t>
-              <w:br/>
-              <w:t xml:space="preserve">      "label": "รอฝ่าย SBP DSA ดำเนินการ",</w:t>
-              <w:br/>
-              <w:t xml:space="preserve">      "count": 8</w:t>
-              <w:br/>
-              <w:t xml:space="preserve">    }</w:t>
-              <w:br/>
-              <w:t xml:space="preserve">  ]</w:t>
+              <w:t xml:space="preserve">  "items": []</w:t>
               <w:br/>
               <w:t>}</w:t>
             </w:r>
@@ -3663,7 +3819,185 @@
                 <w:b w:val="0"/>
                 <w:sz w:val="18"/>
               </w:rPr>
-              <w:t>waitingTasks</w:t>
+              <w:t>page</w:t>
+            </w:r>
+          </w:p>
+        </w:tc>
+        <w:tc>
+          <w:tcPr>
+            <w:tcW w:type="dxa" w:w="2520"/>
+            <w:vAlign w:val="center"/>
+          </w:tcPr>
+          <w:p>
+            <w:pPr>
+              <w:keepLines/>
+              <w:spacing w:after="0"/>
+            </w:pPr>
+            <w:r/>
+            <w:r>
+              <w:rPr>
+                <w:rFonts w:ascii="Arial" w:hAnsi="Arial" w:eastAsia="Arial"/>
+                <w:b w:val="0"/>
+                <w:sz w:val="18"/>
+              </w:rPr>
+              <w:t>integer</w:t>
+            </w:r>
+          </w:p>
+        </w:tc>
+        <w:tc>
+          <w:tcPr>
+            <w:tcW w:type="dxa" w:w="2520"/>
+            <w:vAlign w:val="center"/>
+          </w:tcPr>
+          <w:p>
+            <w:pPr>
+              <w:keepLines/>
+              <w:spacing w:after="0"/>
+            </w:pPr>
+            <w:r/>
+            <w:r>
+              <w:rPr>
+                <w:rFonts w:ascii="Arial" w:hAnsi="Arial" w:eastAsia="Arial"/>
+                <w:b w:val="0"/>
+                <w:sz w:val="18"/>
+              </w:rPr>
+              <w:t>Yes</w:t>
+            </w:r>
+          </w:p>
+        </w:tc>
+        <w:tc>
+          <w:tcPr>
+            <w:tcW w:type="dxa" w:w="2520"/>
+            <w:vAlign w:val="center"/>
+          </w:tcPr>
+          <w:p>
+            <w:pPr>
+              <w:keepLines/>
+              <w:spacing w:after="0"/>
+            </w:pPr>
+            <w:r/>
+            <w:r>
+              <w:rPr>
+                <w:rFonts w:ascii="Arial" w:hAnsi="Arial" w:eastAsia="Arial"/>
+                <w:b w:val="0"/>
+                <w:sz w:val="18"/>
+              </w:rPr>
+              <w:t>&gt;= 1; default 1</w:t>
+            </w:r>
+          </w:p>
+        </w:tc>
+      </w:tr>
+      <w:tr>
+        <w:trPr>
+          <w:cantSplit/>
+        </w:trPr>
+        <w:tc>
+          <w:tcPr>
+            <w:tcW w:type="dxa" w:w="2520"/>
+            <w:vAlign w:val="center"/>
+          </w:tcPr>
+          <w:p>
+            <w:pPr>
+              <w:keepLines/>
+              <w:spacing w:after="0"/>
+            </w:pPr>
+            <w:r/>
+            <w:r>
+              <w:rPr>
+                <w:rFonts w:ascii="Arial" w:hAnsi="Arial" w:eastAsia="Arial"/>
+                <w:b w:val="0"/>
+                <w:sz w:val="18"/>
+              </w:rPr>
+              <w:t>size</w:t>
+            </w:r>
+          </w:p>
+        </w:tc>
+        <w:tc>
+          <w:tcPr>
+            <w:tcW w:type="dxa" w:w="2520"/>
+            <w:vAlign w:val="center"/>
+          </w:tcPr>
+          <w:p>
+            <w:pPr>
+              <w:keepLines/>
+              <w:spacing w:after="0"/>
+            </w:pPr>
+            <w:r/>
+            <w:r>
+              <w:rPr>
+                <w:rFonts w:ascii="Arial" w:hAnsi="Arial" w:eastAsia="Arial"/>
+                <w:b w:val="0"/>
+                <w:sz w:val="18"/>
+              </w:rPr>
+              <w:t>integer</w:t>
+            </w:r>
+          </w:p>
+        </w:tc>
+        <w:tc>
+          <w:tcPr>
+            <w:tcW w:type="dxa" w:w="2520"/>
+            <w:vAlign w:val="center"/>
+          </w:tcPr>
+          <w:p>
+            <w:pPr>
+              <w:keepLines/>
+              <w:spacing w:after="0"/>
+            </w:pPr>
+            <w:r/>
+            <w:r>
+              <w:rPr>
+                <w:rFonts w:ascii="Arial" w:hAnsi="Arial" w:eastAsia="Arial"/>
+                <w:b w:val="0"/>
+                <w:sz w:val="18"/>
+              </w:rPr>
+              <w:t>Yes</w:t>
+            </w:r>
+          </w:p>
+        </w:tc>
+        <w:tc>
+          <w:tcPr>
+            <w:tcW w:type="dxa" w:w="2520"/>
+            <w:vAlign w:val="center"/>
+          </w:tcPr>
+          <w:p>
+            <w:pPr>
+              <w:keepLines/>
+              <w:spacing w:after="0"/>
+            </w:pPr>
+            <w:r/>
+            <w:r>
+              <w:rPr>
+                <w:rFonts w:ascii="Arial" w:hAnsi="Arial" w:eastAsia="Arial"/>
+                <w:b w:val="0"/>
+                <w:sz w:val="18"/>
+              </w:rPr>
+              <w:t>1..100; default 20</w:t>
+            </w:r>
+          </w:p>
+        </w:tc>
+      </w:tr>
+      <w:tr>
+        <w:trPr>
+          <w:cantSplit/>
+        </w:trPr>
+        <w:tc>
+          <w:tcPr>
+            <w:tcW w:type="dxa" w:w="2520"/>
+            <w:vAlign w:val="center"/>
+          </w:tcPr>
+          <w:p>
+            <w:pPr>
+              <w:keepLines/>
+              <w:spacing w:after="0"/>
+            </w:pPr>
+            <w:r/>
+            <w:r>
+              <w:rPr>
+                <w:rFonts w:ascii="Arial" w:hAnsi="Arial" w:eastAsia="Arial"/>
+                <w:b w:val="0"/>
+                <w:sz w:val="18"/>
+              </w:rPr>
+              <w:t>total</w:t>
             </w:r>
           </w:p>
         </w:tc>
@@ -3752,274 +4086,7 @@
                 <w:b w:val="0"/>
                 <w:sz w:val="18"/>
               </w:rPr>
-              <w:t>storesThisMonth</w:t>
-            </w:r>
-          </w:p>
-        </w:tc>
-        <w:tc>
-          <w:tcPr>
-            <w:tcW w:type="dxa" w:w="2520"/>
-            <w:vAlign w:val="center"/>
-          </w:tcPr>
-          <w:p>
-            <w:pPr>
-              <w:keepLines/>
-              <w:spacing w:after="0"/>
-            </w:pPr>
-            <w:r/>
-            <w:r>
-              <w:rPr>
-                <w:rFonts w:ascii="Arial" w:hAnsi="Arial" w:eastAsia="Arial"/>
-                <w:b w:val="0"/>
-                <w:sz w:val="18"/>
-              </w:rPr>
-              <w:t>integer</w:t>
-            </w:r>
-          </w:p>
-        </w:tc>
-        <w:tc>
-          <w:tcPr>
-            <w:tcW w:type="dxa" w:w="2520"/>
-            <w:vAlign w:val="center"/>
-          </w:tcPr>
-          <w:p>
-            <w:pPr>
-              <w:keepLines/>
-              <w:spacing w:after="0"/>
-            </w:pPr>
-            <w:r/>
-            <w:r>
-              <w:rPr>
-                <w:rFonts w:ascii="Arial" w:hAnsi="Arial" w:eastAsia="Arial"/>
-                <w:b w:val="0"/>
-                <w:sz w:val="18"/>
-              </w:rPr>
-              <w:t>Yes</w:t>
-            </w:r>
-          </w:p>
-        </w:tc>
-        <w:tc>
-          <w:tcPr>
-            <w:tcW w:type="dxa" w:w="2520"/>
-            <w:vAlign w:val="center"/>
-          </w:tcPr>
-          <w:p>
-            <w:pPr>
-              <w:keepLines/>
-              <w:spacing w:after="0"/>
-            </w:pPr>
-            <w:r/>
-            <w:r>
-              <w:rPr>
-                <w:rFonts w:ascii="Arial" w:hAnsi="Arial" w:eastAsia="Arial"/>
-                <w:b w:val="0"/>
-                <w:sz w:val="18"/>
-              </w:rPr>
-              <w:t>ISO-8601 ค.ศ.; nullable only when type includes null</w:t>
-            </w:r>
-          </w:p>
-        </w:tc>
-      </w:tr>
-      <w:tr>
-        <w:trPr>
-          <w:cantSplit/>
-        </w:trPr>
-        <w:tc>
-          <w:tcPr>
-            <w:tcW w:type="dxa" w:w="2520"/>
-            <w:vAlign w:val="center"/>
-          </w:tcPr>
-          <w:p>
-            <w:pPr>
-              <w:keepLines/>
-              <w:spacing w:after="0"/>
-            </w:pPr>
-            <w:r/>
-            <w:r>
-              <w:rPr>
-                <w:rFonts w:ascii="Arial" w:hAnsi="Arial" w:eastAsia="Arial"/>
-                <w:b w:val="0"/>
-                <w:sz w:val="18"/>
-              </w:rPr>
-              <w:t>compensationThisMonth</w:t>
-            </w:r>
-          </w:p>
-        </w:tc>
-        <w:tc>
-          <w:tcPr>
-            <w:tcW w:type="dxa" w:w="2520"/>
-            <w:vAlign w:val="center"/>
-          </w:tcPr>
-          <w:p>
-            <w:pPr>
-              <w:keepLines/>
-              <w:spacing w:after="0"/>
-            </w:pPr>
-            <w:r/>
-            <w:r>
-              <w:rPr>
-                <w:rFonts w:ascii="Arial" w:hAnsi="Arial" w:eastAsia="Arial"/>
-                <w:b w:val="0"/>
-                <w:sz w:val="18"/>
-              </w:rPr>
-              <w:t>number</w:t>
-            </w:r>
-          </w:p>
-        </w:tc>
-        <w:tc>
-          <w:tcPr>
-            <w:tcW w:type="dxa" w:w="2520"/>
-            <w:vAlign w:val="center"/>
-          </w:tcPr>
-          <w:p>
-            <w:pPr>
-              <w:keepLines/>
-              <w:spacing w:after="0"/>
-            </w:pPr>
-            <w:r/>
-            <w:r>
-              <w:rPr>
-                <w:rFonts w:ascii="Arial" w:hAnsi="Arial" w:eastAsia="Arial"/>
-                <w:b w:val="0"/>
-                <w:sz w:val="18"/>
-              </w:rPr>
-              <w:t>Yes</w:t>
-            </w:r>
-          </w:p>
-        </w:tc>
-        <w:tc>
-          <w:tcPr>
-            <w:tcW w:type="dxa" w:w="2520"/>
-            <w:vAlign w:val="center"/>
-          </w:tcPr>
-          <w:p>
-            <w:pPr>
-              <w:keepLines/>
-              <w:spacing w:after="0"/>
-            </w:pPr>
-            <w:r/>
-            <w:r>
-              <w:rPr>
-                <w:rFonts w:ascii="Arial" w:hAnsi="Arial" w:eastAsia="Arial"/>
-                <w:b w:val="0"/>
-                <w:sz w:val="18"/>
-              </w:rPr>
-              <w:t>ISO-8601 ค.ศ.; nullable only when type includes null</w:t>
-            </w:r>
-          </w:p>
-        </w:tc>
-      </w:tr>
-      <w:tr>
-        <w:trPr>
-          <w:cantSplit/>
-        </w:trPr>
-        <w:tc>
-          <w:tcPr>
-            <w:tcW w:type="dxa" w:w="2520"/>
-            <w:vAlign w:val="center"/>
-          </w:tcPr>
-          <w:p>
-            <w:pPr>
-              <w:keepLines/>
-              <w:spacing w:after="0"/>
-            </w:pPr>
-            <w:r/>
-            <w:r>
-              <w:rPr>
-                <w:rFonts w:ascii="Arial" w:hAnsi="Arial" w:eastAsia="Arial"/>
-                <w:b w:val="0"/>
-                <w:sz w:val="18"/>
-              </w:rPr>
-              <w:t>abnormalStores</w:t>
-            </w:r>
-          </w:p>
-        </w:tc>
-        <w:tc>
-          <w:tcPr>
-            <w:tcW w:type="dxa" w:w="2520"/>
-            <w:vAlign w:val="center"/>
-          </w:tcPr>
-          <w:p>
-            <w:pPr>
-              <w:keepLines/>
-              <w:spacing w:after="0"/>
-            </w:pPr>
-            <w:r/>
-            <w:r>
-              <w:rPr>
-                <w:rFonts w:ascii="Arial" w:hAnsi="Arial" w:eastAsia="Arial"/>
-                <w:b w:val="0"/>
-                <w:sz w:val="18"/>
-              </w:rPr>
-              <w:t>integer</w:t>
-            </w:r>
-          </w:p>
-        </w:tc>
-        <w:tc>
-          <w:tcPr>
-            <w:tcW w:type="dxa" w:w="2520"/>
-            <w:vAlign w:val="center"/>
-          </w:tcPr>
-          <w:p>
-            <w:pPr>
-              <w:keepLines/>
-              <w:spacing w:after="0"/>
-            </w:pPr>
-            <w:r/>
-            <w:r>
-              <w:rPr>
-                <w:rFonts w:ascii="Arial" w:hAnsi="Arial" w:eastAsia="Arial"/>
-                <w:b w:val="0"/>
-                <w:sz w:val="18"/>
-              </w:rPr>
-              <w:t>Yes</w:t>
-            </w:r>
-          </w:p>
-        </w:tc>
-        <w:tc>
-          <w:tcPr>
-            <w:tcW w:type="dxa" w:w="2520"/>
-            <w:vAlign w:val="center"/>
-          </w:tcPr>
-          <w:p>
-            <w:pPr>
-              <w:keepLines/>
-              <w:spacing w:after="0"/>
-            </w:pPr>
-            <w:r/>
-            <w:r>
-              <w:rPr>
-                <w:rFonts w:ascii="Arial" w:hAnsi="Arial" w:eastAsia="Arial"/>
-                <w:b w:val="0"/>
-                <w:sz w:val="18"/>
-              </w:rPr>
-              <w:t>UTF-8; use value domain described by endpoint purpose</w:t>
-            </w:r>
-          </w:p>
-        </w:tc>
-      </w:tr>
-      <w:tr>
-        <w:trPr>
-          <w:cantSplit/>
-        </w:trPr>
-        <w:tc>
-          <w:tcPr>
-            <w:tcW w:type="dxa" w:w="2520"/>
-            <w:vAlign w:val="center"/>
-          </w:tcPr>
-          <w:p>
-            <w:pPr>
-              <w:keepLines/>
-              <w:spacing w:after="0"/>
-            </w:pPr>
-            <w:r/>
-            <w:r>
-              <w:rPr>
-                <w:rFonts w:ascii="Arial" w:hAnsi="Arial" w:eastAsia="Arial"/>
-                <w:b w:val="0"/>
-                <w:sz w:val="18"/>
-              </w:rPr>
-              <w:t>monthlyChart</w:t>
+              <w:t>items</w:t>
             </w:r>
           </w:p>
         </w:tc>
@@ -4083,540 +4150,6 @@
                 <w:sz w:val="18"/>
               </w:rPr>
               <w:t>JSON array; element type shown in Type column</w:t>
-            </w:r>
-          </w:p>
-        </w:tc>
-      </w:tr>
-      <w:tr>
-        <w:trPr>
-          <w:cantSplit/>
-        </w:trPr>
-        <w:tc>
-          <w:tcPr>
-            <w:tcW w:type="dxa" w:w="2520"/>
-            <w:vAlign w:val="center"/>
-          </w:tcPr>
-          <w:p>
-            <w:pPr>
-              <w:keepLines/>
-              <w:spacing w:after="0"/>
-            </w:pPr>
-            <w:r/>
-            <w:r>
-              <w:rPr>
-                <w:rFonts w:ascii="Arial" w:hAnsi="Arial" w:eastAsia="Arial"/>
-                <w:b w:val="0"/>
-                <w:sz w:val="18"/>
-              </w:rPr>
-              <w:t>monthlyChart[].month</w:t>
-            </w:r>
-          </w:p>
-        </w:tc>
-        <w:tc>
-          <w:tcPr>
-            <w:tcW w:type="dxa" w:w="2520"/>
-            <w:vAlign w:val="center"/>
-          </w:tcPr>
-          <w:p>
-            <w:pPr>
-              <w:keepLines/>
-              <w:spacing w:after="0"/>
-            </w:pPr>
-            <w:r/>
-            <w:r>
-              <w:rPr>
-                <w:rFonts w:ascii="Arial" w:hAnsi="Arial" w:eastAsia="Arial"/>
-                <w:b w:val="0"/>
-                <w:sz w:val="18"/>
-              </w:rPr>
-              <w:t>string</w:t>
-            </w:r>
-          </w:p>
-        </w:tc>
-        <w:tc>
-          <w:tcPr>
-            <w:tcW w:type="dxa" w:w="2520"/>
-            <w:vAlign w:val="center"/>
-          </w:tcPr>
-          <w:p>
-            <w:pPr>
-              <w:keepLines/>
-              <w:spacing w:after="0"/>
-            </w:pPr>
-            <w:r/>
-            <w:r>
-              <w:rPr>
-                <w:rFonts w:ascii="Arial" w:hAnsi="Arial" w:eastAsia="Arial"/>
-                <w:b w:val="0"/>
-                <w:sz w:val="18"/>
-              </w:rPr>
-              <w:t>Yes</w:t>
-            </w:r>
-          </w:p>
-        </w:tc>
-        <w:tc>
-          <w:tcPr>
-            <w:tcW w:type="dxa" w:w="2520"/>
-            <w:vAlign w:val="center"/>
-          </w:tcPr>
-          <w:p>
-            <w:pPr>
-              <w:keepLines/>
-              <w:spacing w:after="0"/>
-            </w:pPr>
-            <w:r/>
-            <w:r>
-              <w:rPr>
-                <w:rFonts w:ascii="Arial" w:hAnsi="Arial" w:eastAsia="Arial"/>
-                <w:b w:val="0"/>
-                <w:sz w:val="18"/>
-              </w:rPr>
-              <w:t>ISO-8601 ค.ศ.; nullable only when type includes null</w:t>
-            </w:r>
-          </w:p>
-        </w:tc>
-      </w:tr>
-      <w:tr>
-        <w:trPr>
-          <w:cantSplit/>
-        </w:trPr>
-        <w:tc>
-          <w:tcPr>
-            <w:tcW w:type="dxa" w:w="2520"/>
-            <w:vAlign w:val="center"/>
-          </w:tcPr>
-          <w:p>
-            <w:pPr>
-              <w:keepLines/>
-              <w:spacing w:after="0"/>
-            </w:pPr>
-            <w:r/>
-            <w:r>
-              <w:rPr>
-                <w:rFonts w:ascii="Arial" w:hAnsi="Arial" w:eastAsia="Arial"/>
-                <w:b w:val="0"/>
-                <w:sz w:val="18"/>
-              </w:rPr>
-              <w:t>monthlyChart[].amount</w:t>
-            </w:r>
-          </w:p>
-        </w:tc>
-        <w:tc>
-          <w:tcPr>
-            <w:tcW w:type="dxa" w:w="2520"/>
-            <w:vAlign w:val="center"/>
-          </w:tcPr>
-          <w:p>
-            <w:pPr>
-              <w:keepLines/>
-              <w:spacing w:after="0"/>
-            </w:pPr>
-            <w:r/>
-            <w:r>
-              <w:rPr>
-                <w:rFonts w:ascii="Arial" w:hAnsi="Arial" w:eastAsia="Arial"/>
-                <w:b w:val="0"/>
-                <w:sz w:val="18"/>
-              </w:rPr>
-              <w:t>number</w:t>
-            </w:r>
-          </w:p>
-        </w:tc>
-        <w:tc>
-          <w:tcPr>
-            <w:tcW w:type="dxa" w:w="2520"/>
-            <w:vAlign w:val="center"/>
-          </w:tcPr>
-          <w:p>
-            <w:pPr>
-              <w:keepLines/>
-              <w:spacing w:after="0"/>
-            </w:pPr>
-            <w:r/>
-            <w:r>
-              <w:rPr>
-                <w:rFonts w:ascii="Arial" w:hAnsi="Arial" w:eastAsia="Arial"/>
-                <w:b w:val="0"/>
-                <w:sz w:val="18"/>
-              </w:rPr>
-              <w:t>Yes</w:t>
-            </w:r>
-          </w:p>
-        </w:tc>
-        <w:tc>
-          <w:tcPr>
-            <w:tcW w:type="dxa" w:w="2520"/>
-            <w:vAlign w:val="center"/>
-          </w:tcPr>
-          <w:p>
-            <w:pPr>
-              <w:keepLines/>
-              <w:spacing w:after="0"/>
-            </w:pPr>
-            <w:r/>
-            <w:r>
-              <w:rPr>
-                <w:rFonts w:ascii="Arial" w:hAnsi="Arial" w:eastAsia="Arial"/>
-                <w:b w:val="0"/>
-                <w:sz w:val="18"/>
-              </w:rPr>
-              <w:t>number &gt;= 0 with 2 decimals</w:t>
-            </w:r>
-          </w:p>
-        </w:tc>
-      </w:tr>
-      <w:tr>
-        <w:trPr>
-          <w:cantSplit/>
-        </w:trPr>
-        <w:tc>
-          <w:tcPr>
-            <w:tcW w:type="dxa" w:w="2520"/>
-            <w:vAlign w:val="center"/>
-          </w:tcPr>
-          <w:p>
-            <w:pPr>
-              <w:keepLines/>
-              <w:spacing w:after="0"/>
-            </w:pPr>
-            <w:r/>
-            <w:r>
-              <w:rPr>
-                <w:rFonts w:ascii="Arial" w:hAnsi="Arial" w:eastAsia="Arial"/>
-                <w:b w:val="0"/>
-                <w:sz w:val="18"/>
-              </w:rPr>
-              <w:t>statusChart</w:t>
-            </w:r>
-          </w:p>
-        </w:tc>
-        <w:tc>
-          <w:tcPr>
-            <w:tcW w:type="dxa" w:w="2520"/>
-            <w:vAlign w:val="center"/>
-          </w:tcPr>
-          <w:p>
-            <w:pPr>
-              <w:keepLines/>
-              <w:spacing w:after="0"/>
-            </w:pPr>
-            <w:r/>
-            <w:r>
-              <w:rPr>
-                <w:rFonts w:ascii="Arial" w:hAnsi="Arial" w:eastAsia="Arial"/>
-                <w:b w:val="0"/>
-                <w:sz w:val="18"/>
-              </w:rPr>
-              <w:t>array&lt;object&gt;</w:t>
-            </w:r>
-          </w:p>
-        </w:tc>
-        <w:tc>
-          <w:tcPr>
-            <w:tcW w:type="dxa" w:w="2520"/>
-            <w:vAlign w:val="center"/>
-          </w:tcPr>
-          <w:p>
-            <w:pPr>
-              <w:keepLines/>
-              <w:spacing w:after="0"/>
-            </w:pPr>
-            <w:r/>
-            <w:r>
-              <w:rPr>
-                <w:rFonts w:ascii="Arial" w:hAnsi="Arial" w:eastAsia="Arial"/>
-                <w:b w:val="0"/>
-                <w:sz w:val="18"/>
-              </w:rPr>
-              <w:t>Yes</w:t>
-            </w:r>
-          </w:p>
-        </w:tc>
-        <w:tc>
-          <w:tcPr>
-            <w:tcW w:type="dxa" w:w="2520"/>
-            <w:vAlign w:val="center"/>
-          </w:tcPr>
-          <w:p>
-            <w:pPr>
-              <w:keepLines/>
-              <w:spacing w:after="0"/>
-            </w:pPr>
-            <w:r/>
-            <w:r>
-              <w:rPr>
-                <w:rFonts w:ascii="Arial" w:hAnsi="Arial" w:eastAsia="Arial"/>
-                <w:b w:val="0"/>
-                <w:sz w:val="18"/>
-              </w:rPr>
-              <w:t>JSON array; element type shown in Type column</w:t>
-            </w:r>
-          </w:p>
-        </w:tc>
-      </w:tr>
-      <w:tr>
-        <w:trPr>
-          <w:cantSplit/>
-        </w:trPr>
-        <w:tc>
-          <w:tcPr>
-            <w:tcW w:type="dxa" w:w="2520"/>
-            <w:vAlign w:val="center"/>
-          </w:tcPr>
-          <w:p>
-            <w:pPr>
-              <w:keepLines/>
-              <w:spacing w:after="0"/>
-            </w:pPr>
-            <w:r/>
-            <w:r>
-              <w:rPr>
-                <w:rFonts w:ascii="Arial" w:hAnsi="Arial" w:eastAsia="Arial"/>
-                <w:b w:val="0"/>
-                <w:sz w:val="18"/>
-              </w:rPr>
-              <w:t>statusChart[].statusCode</w:t>
-            </w:r>
-          </w:p>
-        </w:tc>
-        <w:tc>
-          <w:tcPr>
-            <w:tcW w:type="dxa" w:w="2520"/>
-            <w:vAlign w:val="center"/>
-          </w:tcPr>
-          <w:p>
-            <w:pPr>
-              <w:keepLines/>
-              <w:spacing w:after="0"/>
-            </w:pPr>
-            <w:r/>
-            <w:r>
-              <w:rPr>
-                <w:rFonts w:ascii="Arial" w:hAnsi="Arial" w:eastAsia="Arial"/>
-                <w:b w:val="0"/>
-                <w:sz w:val="18"/>
-              </w:rPr>
-              <w:t>string</w:t>
-            </w:r>
-          </w:p>
-        </w:tc>
-        <w:tc>
-          <w:tcPr>
-            <w:tcW w:type="dxa" w:w="2520"/>
-            <w:vAlign w:val="center"/>
-          </w:tcPr>
-          <w:p>
-            <w:pPr>
-              <w:keepLines/>
-              <w:spacing w:after="0"/>
-            </w:pPr>
-            <w:r/>
-            <w:r>
-              <w:rPr>
-                <w:rFonts w:ascii="Arial" w:hAnsi="Arial" w:eastAsia="Arial"/>
-                <w:b w:val="0"/>
-                <w:sz w:val="18"/>
-              </w:rPr>
-              <w:t>Yes</w:t>
-            </w:r>
-          </w:p>
-        </w:tc>
-        <w:tc>
-          <w:tcPr>
-            <w:tcW w:type="dxa" w:w="2520"/>
-            <w:vAlign w:val="center"/>
-          </w:tcPr>
-          <w:p>
-            <w:pPr>
-              <w:keepLines/>
-              <w:spacing w:after="0"/>
-            </w:pPr>
-            <w:r/>
-            <w:r>
-              <w:rPr>
-                <w:rFonts w:ascii="Arial" w:hAnsi="Arial" w:eastAsia="Arial"/>
-                <w:b w:val="0"/>
-                <w:sz w:val="18"/>
-              </w:rPr>
-              <w:t>canonical code; do not replace with display label</w:t>
-            </w:r>
-          </w:p>
-        </w:tc>
-      </w:tr>
-      <w:tr>
-        <w:trPr>
-          <w:cantSplit/>
-        </w:trPr>
-        <w:tc>
-          <w:tcPr>
-            <w:tcW w:type="dxa" w:w="2520"/>
-            <w:vAlign w:val="center"/>
-          </w:tcPr>
-          <w:p>
-            <w:pPr>
-              <w:keepLines/>
-              <w:spacing w:after="0"/>
-            </w:pPr>
-            <w:r/>
-            <w:r>
-              <w:rPr>
-                <w:rFonts w:ascii="Arial" w:hAnsi="Arial" w:eastAsia="Arial"/>
-                <w:b w:val="0"/>
-                <w:sz w:val="18"/>
-              </w:rPr>
-              <w:t>statusChart[].label</w:t>
-            </w:r>
-          </w:p>
-        </w:tc>
-        <w:tc>
-          <w:tcPr>
-            <w:tcW w:type="dxa" w:w="2520"/>
-            <w:vAlign w:val="center"/>
-          </w:tcPr>
-          <w:p>
-            <w:pPr>
-              <w:keepLines/>
-              <w:spacing w:after="0"/>
-            </w:pPr>
-            <w:r/>
-            <w:r>
-              <w:rPr>
-                <w:rFonts w:ascii="Arial" w:hAnsi="Arial" w:eastAsia="Arial"/>
-                <w:b w:val="0"/>
-                <w:sz w:val="18"/>
-              </w:rPr>
-              <w:t>string</w:t>
-            </w:r>
-          </w:p>
-        </w:tc>
-        <w:tc>
-          <w:tcPr>
-            <w:tcW w:type="dxa" w:w="2520"/>
-            <w:vAlign w:val="center"/>
-          </w:tcPr>
-          <w:p>
-            <w:pPr>
-              <w:keepLines/>
-              <w:spacing w:after="0"/>
-            </w:pPr>
-            <w:r/>
-            <w:r>
-              <w:rPr>
-                <w:rFonts w:ascii="Arial" w:hAnsi="Arial" w:eastAsia="Arial"/>
-                <w:b w:val="0"/>
-                <w:sz w:val="18"/>
-              </w:rPr>
-              <w:t>Yes</w:t>
-            </w:r>
-          </w:p>
-        </w:tc>
-        <w:tc>
-          <w:tcPr>
-            <w:tcW w:type="dxa" w:w="2520"/>
-            <w:vAlign w:val="center"/>
-          </w:tcPr>
-          <w:p>
-            <w:pPr>
-              <w:keepLines/>
-              <w:spacing w:after="0"/>
-            </w:pPr>
-            <w:r/>
-            <w:r>
-              <w:rPr>
-                <w:rFonts w:ascii="Arial" w:hAnsi="Arial" w:eastAsia="Arial"/>
-                <w:b w:val="0"/>
-                <w:sz w:val="18"/>
-              </w:rPr>
-              <w:t>UTF-8; use value domain described by endpoint purpose</w:t>
-            </w:r>
-          </w:p>
-        </w:tc>
-      </w:tr>
-      <w:tr>
-        <w:trPr>
-          <w:cantSplit/>
-        </w:trPr>
-        <w:tc>
-          <w:tcPr>
-            <w:tcW w:type="dxa" w:w="2520"/>
-            <w:vAlign w:val="center"/>
-          </w:tcPr>
-          <w:p>
-            <w:pPr>
-              <w:keepLines/>
-              <w:spacing w:after="0"/>
-            </w:pPr>
-            <w:r/>
-            <w:r>
-              <w:rPr>
-                <w:rFonts w:ascii="Arial" w:hAnsi="Arial" w:eastAsia="Arial"/>
-                <w:b w:val="0"/>
-                <w:sz w:val="18"/>
-              </w:rPr>
-              <w:t>statusChart[].count</w:t>
-            </w:r>
-          </w:p>
-        </w:tc>
-        <w:tc>
-          <w:tcPr>
-            <w:tcW w:type="dxa" w:w="2520"/>
-            <w:vAlign w:val="center"/>
-          </w:tcPr>
-          <w:p>
-            <w:pPr>
-              <w:keepLines/>
-              <w:spacing w:after="0"/>
-            </w:pPr>
-            <w:r/>
-            <w:r>
-              <w:rPr>
-                <w:rFonts w:ascii="Arial" w:hAnsi="Arial" w:eastAsia="Arial"/>
-                <w:b w:val="0"/>
-                <w:sz w:val="18"/>
-              </w:rPr>
-              <w:t>integer</w:t>
-            </w:r>
-          </w:p>
-        </w:tc>
-        <w:tc>
-          <w:tcPr>
-            <w:tcW w:type="dxa" w:w="2520"/>
-            <w:vAlign w:val="center"/>
-          </w:tcPr>
-          <w:p>
-            <w:pPr>
-              <w:keepLines/>
-              <w:spacing w:after="0"/>
-            </w:pPr>
-            <w:r/>
-            <w:r>
-              <w:rPr>
-                <w:rFonts w:ascii="Arial" w:hAnsi="Arial" w:eastAsia="Arial"/>
-                <w:b w:val="0"/>
-                <w:sz w:val="18"/>
-              </w:rPr>
-              <w:t>Yes</w:t>
-            </w:r>
-          </w:p>
-        </w:tc>
-        <w:tc>
-          <w:tcPr>
-            <w:tcW w:type="dxa" w:w="2520"/>
-            <w:vAlign w:val="center"/>
-          </w:tcPr>
-          <w:p>
-            <w:pPr>
-              <w:keepLines/>
-              <w:spacing w:after="0"/>
-            </w:pPr>
-            <w:r/>
-            <w:r>
-              <w:rPr>
-                <w:rFonts w:ascii="Arial" w:hAnsi="Arial" w:eastAsia="Arial"/>
-                <w:b w:val="0"/>
-                <w:sz w:val="18"/>
-              </w:rPr>
-              <w:t>UTF-8; use value domain described by endpoint purpose</w:t>
             </w:r>
           </w:p>
         </w:tc>
